--- a/core/Шаблоны/Договор_рецензия.docx
+++ b/core/Шаблоны/Договор_рецензия.docx
@@ -2804,31 +2804,9 @@
               </w:rPr>
             </w:pPr>
             <w:r>
-              <w:rPr>
-                <w:rStyle w:val="msonormal0"/>
-                <w:rFonts w:eastAsia="Times New Roman"/>
-                <w:sz w:val="28"/>
-                <w:szCs w:val="28"/>
-              </w:rPr>
-              <w:t>__________ А.В. Лосев</w:t>
-            </w:r>
-            <w:r>
-              <w:rPr>
-                <w:rFonts w:ascii="Times New Roman" w:eastAsia="Times New Roman" w:hAnsi="Times New Roman" w:cs="Times New Roman"/>
-                <w:sz w:val="28"/>
-                <w:szCs w:val="28"/>
-                <w:lang w:eastAsia="ru-RU"/>
-              </w:rPr>
+              <w:t xml:space="preserve"> {{ факсимиле_директор }}  А.В. Лосев</w:t>
               <w:br/>
-            </w:r>
-            <w:r>
-              <w:rPr>
-                <w:rStyle w:val="msonormal0"/>
-                <w:rFonts w:eastAsia="Times New Roman"/>
-                <w:sz w:val="28"/>
-                <w:szCs w:val="28"/>
-              </w:rPr>
-              <w:t> </w:t>
+              <w:t xml:space="preserve"> </w:t>
             </w:r>
           </w:p>
         </w:tc>

--- a/core/Шаблоны/Договор_рецензия.docx
+++ b/core/Шаблоны/Договор_рецензия.docx
@@ -2824,6 +2824,16 @@
           <w:szCs w:val="28"/>
         </w:rPr>
       </w:pPr>
+    </w:p>
+    <w:p>
+      <w:r>
+        <w:t>{{ признают_факсимиле }}</w:t>
+      </w:r>
+    </w:p>
+    <w:p>
+      <w:r>
+        <w:t>М.П. {{ факсимиле_печать }}</w:t>
+      </w:r>
     </w:p>
     <w:sectPr>
       <w:headerReference w:type="even" r:id="rId10"/>
